--- a/tests/fixtures/w4_inject_orphan.docx
+++ b/tests/fixtures/w4_inject_orphan.docx
@@ -29,32 +29,32 @@
     </w:p>
     <w:p>
       <w:r>
-        <w:t>第四章 各阶段政策工具组合特征与现存问题</w:t>
+        <w:t>第四章 测试方法特征与现存问题</w:t>
       </w:r>
     </w:p>
     <w:p>
       <w:r>
-        <w:t>4.1 政策文本编码</w:t>
+        <w:t>4.1 数据采集方法</w:t>
       </w:r>
     </w:p>
     <w:p>
       <w:r>
-        <w:t>空间管理政策工具组合优化路径</w:t>
+        <w:t>测试方法体系优化路径</w:t>
       </w:r>
     </w:p>
     <w:p>
       <w:r>
-        <w:t>针对当前临汾政策工具组合存在的短板, 结合临汾的实际情况, 本文提出以下优化对策建议, 推动空间管理政策的进一步完善.</w:t>
+        <w:t>针对当前测试方法工具组合存在的短板, 结合应用场景的实际情况, 本文提出以下优化对策建议, 推动测试方法体系的进一步完善.</w:t>
       </w:r>
     </w:p>
     <w:p>
       <w:r>
-        <w:t>第六章 空间管理政策工具组合优化路径</w:t>
+        <w:t>第六章 测试方法体系优化路径</w:t>
       </w:r>
     </w:p>
     <w:p>
       <w:r>
-        <w:t>6.1 优化工具内部结构</w:t>
+        <w:t>6.1 优化方法内部结构</w:t>
       </w:r>
     </w:p>
     <w:p>
